--- a/klagomål/Öster om Norra skogens naturreservat FSC-klagomål.docx
+++ b/klagomål/Öster om Norra skogens naturreservat FSC-klagomål.docx
@@ -168,7 +168,7 @@
     </w:p>
     <w:p>
       <w:r>
-        <w:t>Detta klagomål behandlar höga naturvärden i avverkningsanmälan Öster om Norra skogens naturreservat i Haninge kommun som inkom 2026-07-15 och omfattar 102,1 ha.</w:t>
+        <w:t>Detta klagomål behandlar höga naturvärden i avverkningsanmälan Öster om Norra skogens naturreservat i Haninge kommun som inkom 2026-07-16 och omfattar 102,1 ha.</w:t>
       </w:r>
     </w:p>
     <w:p>
@@ -808,7 +808,7 @@
     <w:r>
       <w:tab/>
       <w:tab/>
-      <w:t>2026-07-15</w:t>
+      <w:t>2026-07-16</w:t>
       <w:br/>
       <w:br/>
     </w:r>

--- a/klagomål/Öster om Norra skogens naturreservat FSC-klagomål.docx
+++ b/klagomål/Öster om Norra skogens naturreservat FSC-klagomål.docx
@@ -168,7 +168,7 @@
     </w:p>
     <w:p>
       <w:r>
-        <w:t>Detta klagomål behandlar höga naturvärden i avverkningsanmälan Öster om Norra skogens naturreservat i Haninge kommun som inkom 2026-07-16 och omfattar 102,1 ha.</w:t>
+        <w:t>Detta klagomål behandlar höga naturvärden i avverkningsanmälan Öster om Norra skogens naturreservat i Haninge kommun som inkom 2026-07-17 och omfattar 102,1 ha.</w:t>
       </w:r>
     </w:p>
     <w:p>
@@ -808,7 +808,7 @@
     <w:r>
       <w:tab/>
       <w:tab/>
-      <w:t>2026-07-16</w:t>
+      <w:t>2026-07-17</w:t>
       <w:br/>
       <w:br/>
     </w:r>

--- a/klagomål/Öster om Norra skogens naturreservat FSC-klagomål.docx
+++ b/klagomål/Öster om Norra skogens naturreservat FSC-klagomål.docx
@@ -168,7 +168,7 @@
     </w:p>
     <w:p>
       <w:r>
-        <w:t>Detta klagomål behandlar höga naturvärden i avverkningsanmälan Öster om Norra skogens naturreservat i Haninge kommun som inkom 2026-07-17 och omfattar 102,1 ha.</w:t>
+        <w:t>Detta klagomål behandlar höga naturvärden i avverkningsanmälan Öster om Norra skogens naturreservat i Haninge kommun som inkom 2026-07-18 och omfattar 102,1 ha.</w:t>
       </w:r>
     </w:p>
     <w:p>
@@ -808,7 +808,7 @@
     <w:r>
       <w:tab/>
       <w:tab/>
-      <w:t>2026-07-17</w:t>
+      <w:t>2026-07-18</w:t>
       <w:br/>
       <w:br/>
     </w:r>

--- a/klagomål/Öster om Norra skogens naturreservat FSC-klagomål.docx
+++ b/klagomål/Öster om Norra skogens naturreservat FSC-klagomål.docx
@@ -168,7 +168,7 @@
     </w:p>
     <w:p>
       <w:r>
-        <w:t>Detta klagomål behandlar höga naturvärden i avverkningsanmälan Öster om Norra skogens naturreservat i Haninge kommun som inkom 2026-07-18 och omfattar 102,1 ha.</w:t>
+        <w:t>Detta klagomål behandlar höga naturvärden i avverkningsanmälan Öster om Norra skogens naturreservat i Haninge kommun som inkom 2026-07-19 och omfattar 102,1 ha.</w:t>
       </w:r>
     </w:p>
     <w:p>
@@ -808,7 +808,7 @@
     <w:r>
       <w:tab/>
       <w:tab/>
-      <w:t>2026-07-18</w:t>
+      <w:t>2026-07-19</w:t>
       <w:br/>
       <w:br/>
     </w:r>

--- a/klagomål/Öster om Norra skogens naturreservat FSC-klagomål.docx
+++ b/klagomål/Öster om Norra skogens naturreservat FSC-klagomål.docx
@@ -168,7 +168,7 @@
     </w:p>
     <w:p>
       <w:r>
-        <w:t>Detta klagomål behandlar höga naturvärden i avverkningsanmälan Öster om Norra skogens naturreservat i Haninge kommun som inkom 2026-07-19 och omfattar 102,1 ha.</w:t>
+        <w:t>Detta klagomål behandlar höga naturvärden i avverkningsanmälan Öster om Norra skogens naturreservat i Haninge kommun som inkom 2026-07-20 och omfattar 102,1 ha.</w:t>
       </w:r>
     </w:p>
     <w:p>
@@ -808,7 +808,7 @@
     <w:r>
       <w:tab/>
       <w:tab/>
-      <w:t>2026-07-19</w:t>
+      <w:t>2026-07-20</w:t>
       <w:br/>
       <w:br/>
     </w:r>

--- a/klagomål/Öster om Norra skogens naturreservat FSC-klagomål.docx
+++ b/klagomål/Öster om Norra skogens naturreservat FSC-klagomål.docx
@@ -168,7 +168,7 @@
     </w:p>
     <w:p>
       <w:r>
-        <w:t>Detta klagomål behandlar höga naturvärden i avverkningsanmälan Öster om Norra skogens naturreservat i Haninge kommun som inkom 2026-07-20 och omfattar 102,1 ha.</w:t>
+        <w:t>Detta klagomål behandlar höga naturvärden i avverkningsanmälan Öster om Norra skogens naturreservat i Haninge kommun som inkom 2026-07-21 och omfattar 102,1 ha.</w:t>
       </w:r>
     </w:p>
     <w:p>
@@ -808,7 +808,7 @@
     <w:r>
       <w:tab/>
       <w:tab/>
-      <w:t>2026-07-20</w:t>
+      <w:t>2026-07-21</w:t>
       <w:br/>
       <w:br/>
     </w:r>

--- a/klagomål/Öster om Norra skogens naturreservat FSC-klagomål.docx
+++ b/klagomål/Öster om Norra skogens naturreservat FSC-klagomål.docx
@@ -168,7 +168,7 @@
     </w:p>
     <w:p>
       <w:r>
-        <w:t>Detta klagomål behandlar höga naturvärden i avverkningsanmälan Öster om Norra skogens naturreservat i Haninge kommun som inkom 2026-07-21 och omfattar 102,1 ha.</w:t>
+        <w:t>Detta klagomål behandlar höga naturvärden i avverkningsanmälan Öster om Norra skogens naturreservat i Haninge kommun som inkom 2026-07-22 och omfattar 102,1 ha.</w:t>
       </w:r>
     </w:p>
     <w:p>
@@ -808,7 +808,7 @@
     <w:r>
       <w:tab/>
       <w:tab/>
-      <w:t>2026-07-21</w:t>
+      <w:t>2026-07-22</w:t>
       <w:br/>
       <w:br/>
     </w:r>

--- a/klagomål/Öster om Norra skogens naturreservat FSC-klagomål.docx
+++ b/klagomål/Öster om Norra skogens naturreservat FSC-klagomål.docx
@@ -168,7 +168,7 @@
     </w:p>
     <w:p>
       <w:r>
-        <w:t>Detta klagomål behandlar höga naturvärden i avverkningsanmälan Öster om Norra skogens naturreservat i Haninge kommun som inkom 2026-07-22 och omfattar 102,1 ha.</w:t>
+        <w:t>Detta klagomål behandlar höga naturvärden i avverkningsanmälan Öster om Norra skogens naturreservat i Haninge kommun som inkom 2026-07-23 och omfattar 102,1 ha.</w:t>
       </w:r>
     </w:p>
     <w:p>
@@ -808,7 +808,7 @@
     <w:r>
       <w:tab/>
       <w:tab/>
-      <w:t>2026-07-22</w:t>
+      <w:t>2026-07-23</w:t>
       <w:br/>
       <w:br/>
     </w:r>

--- a/klagomål/Öster om Norra skogens naturreservat FSC-klagomål.docx
+++ b/klagomål/Öster om Norra skogens naturreservat FSC-klagomål.docx
@@ -168,7 +168,7 @@
     </w:p>
     <w:p>
       <w:r>
-        <w:t>Detta klagomål behandlar höga naturvärden i avverkningsanmälan Öster om Norra skogens naturreservat i Haninge kommun som inkom 2026-07-23 och omfattar 102,1 ha.</w:t>
+        <w:t>Detta klagomål behandlar höga naturvärden i avverkningsanmälan Öster om Norra skogens naturreservat i Haninge kommun som inkom 2026-07-24 och omfattar 102,1 ha.</w:t>
       </w:r>
     </w:p>
     <w:p>
@@ -808,7 +808,7 @@
     <w:r>
       <w:tab/>
       <w:tab/>
-      <w:t>2026-07-23</w:t>
+      <w:t>2026-07-24</w:t>
       <w:br/>
       <w:br/>
     </w:r>

--- a/klagomål/Öster om Norra skogens naturreservat FSC-klagomål.docx
+++ b/klagomål/Öster om Norra skogens naturreservat FSC-klagomål.docx
@@ -168,7 +168,7 @@
     </w:p>
     <w:p>
       <w:r>
-        <w:t>Detta klagomål behandlar höga naturvärden i avverkningsanmälan Öster om Norra skogens naturreservat i Haninge kommun som inkom 2026-07-24 och omfattar 102,1 ha.</w:t>
+        <w:t>Detta klagomål behandlar höga naturvärden i avverkningsanmälan Öster om Norra skogens naturreservat i Haninge kommun som inkom 2026-07-25 och omfattar 102,1 ha.</w:t>
       </w:r>
     </w:p>
     <w:p>
@@ -808,7 +808,7 @@
     <w:r>
       <w:tab/>
       <w:tab/>
-      <w:t>2026-07-24</w:t>
+      <w:t>2026-07-25</w:t>
       <w:br/>
       <w:br/>
     </w:r>

--- a/klagomål/Öster om Norra skogens naturreservat FSC-klagomål.docx
+++ b/klagomål/Öster om Norra skogens naturreservat FSC-klagomål.docx
@@ -168,7 +168,7 @@
     </w:p>
     <w:p>
       <w:r>
-        <w:t>Detta klagomål behandlar höga naturvärden i avverkningsanmälan Öster om Norra skogens naturreservat i Haninge kommun som inkom 2026-07-25 och omfattar 102,1 ha.</w:t>
+        <w:t>Detta klagomål behandlar höga naturvärden i avverkningsanmälan Öster om Norra skogens naturreservat i Haninge kommun som inkom 2026-07-26 och omfattar 102,1 ha.</w:t>
       </w:r>
     </w:p>
     <w:p>
@@ -808,7 +808,7 @@
     <w:r>
       <w:tab/>
       <w:tab/>
-      <w:t>2026-07-25</w:t>
+      <w:t>2026-07-26</w:t>
       <w:br/>
       <w:br/>
     </w:r>

--- a/klagomål/Öster om Norra skogens naturreservat FSC-klagomål.docx
+++ b/klagomål/Öster om Norra skogens naturreservat FSC-klagomål.docx
@@ -168,7 +168,7 @@
     </w:p>
     <w:p>
       <w:r>
-        <w:t>Detta klagomål behandlar höga naturvärden i avverkningsanmälan Öster om Norra skogens naturreservat i Haninge kommun som inkom 2026-07-26 och omfattar 102,1 ha.</w:t>
+        <w:t>Detta klagomål behandlar höga naturvärden i avverkningsanmälan Öster om Norra skogens naturreservat i Haninge kommun som inkom 2026-07-27 och omfattar 102,1 ha.</w:t>
       </w:r>
     </w:p>
     <w:p>
@@ -808,7 +808,7 @@
     <w:r>
       <w:tab/>
       <w:tab/>
-      <w:t>2026-07-26</w:t>
+      <w:t>2026-07-27</w:t>
       <w:br/>
       <w:br/>
     </w:r>

--- a/klagomål/Öster om Norra skogens naturreservat FSC-klagomål.docx
+++ b/klagomål/Öster om Norra skogens naturreservat FSC-klagomål.docx
@@ -168,7 +168,7 @@
     </w:p>
     <w:p>
       <w:r>
-        <w:t>Detta klagomål behandlar höga naturvärden i avverkningsanmälan Öster om Norra skogens naturreservat i Haninge kommun som inkom 2026-07-27 och omfattar 102,1 ha.</w:t>
+        <w:t>Detta klagomål behandlar höga naturvärden i avverkningsanmälan Öster om Norra skogens naturreservat i Haninge kommun som inkom 2026-07-28 och omfattar 102,1 ha.</w:t>
       </w:r>
     </w:p>
     <w:p>
@@ -808,7 +808,7 @@
     <w:r>
       <w:tab/>
       <w:tab/>
-      <w:t>2026-07-27</w:t>
+      <w:t>2026-07-28</w:t>
       <w:br/>
       <w:br/>
     </w:r>

--- a/klagomål/Öster om Norra skogens naturreservat FSC-klagomål.docx
+++ b/klagomål/Öster om Norra skogens naturreservat FSC-klagomål.docx
@@ -168,7 +168,7 @@
     </w:p>
     <w:p>
       <w:r>
-        <w:t>Detta klagomål behandlar höga naturvärden i avverkningsanmälan Öster om Norra skogens naturreservat i Haninge kommun som inkom 2026-07-28 och omfattar 102,1 ha.</w:t>
+        <w:t>Detta klagomål behandlar höga naturvärden i avverkningsanmälan Öster om Norra skogens naturreservat i Haninge kommun som inkom 2026-07-29 och omfattar 102,1 ha.</w:t>
       </w:r>
     </w:p>
     <w:p>
@@ -808,7 +808,7 @@
     <w:r>
       <w:tab/>
       <w:tab/>
-      <w:t>2026-07-28</w:t>
+      <w:t>2026-07-29</w:t>
       <w:br/>
       <w:br/>
     </w:r>

--- a/klagomål/Öster om Norra skogens naturreservat FSC-klagomål.docx
+++ b/klagomål/Öster om Norra skogens naturreservat FSC-klagomål.docx
@@ -168,7 +168,7 @@
     </w:p>
     <w:p>
       <w:r>
-        <w:t>Detta klagomål behandlar höga naturvärden i avverkningsanmälan Öster om Norra skogens naturreservat i Haninge kommun som inkom 2026-07-29 och omfattar 102,1 ha.</w:t>
+        <w:t>Detta klagomål behandlar höga naturvärden i avverkningsanmälan Öster om Norra skogens naturreservat i Haninge kommun som inkom 2026-07-30 och omfattar 102,1 ha.</w:t>
       </w:r>
     </w:p>
     <w:p>
@@ -808,7 +808,7 @@
     <w:r>
       <w:tab/>
       <w:tab/>
-      <w:t>2026-07-29</w:t>
+      <w:t>2026-07-30</w:t>
       <w:br/>
       <w:br/>
     </w:r>

--- a/klagomål/Öster om Norra skogens naturreservat FSC-klagomål.docx
+++ b/klagomål/Öster om Norra skogens naturreservat FSC-klagomål.docx
@@ -168,7 +168,7 @@
     </w:p>
     <w:p>
       <w:r>
-        <w:t>Detta klagomål behandlar höga naturvärden i avverkningsanmälan Öster om Norra skogens naturreservat i Haninge kommun som inkom 2026-07-30 och omfattar 102,1 ha.</w:t>
+        <w:t>Detta klagomål behandlar höga naturvärden i avverkningsanmälan Öster om Norra skogens naturreservat i Haninge kommun som inkom 2026-07-31 och omfattar 102,1 ha.</w:t>
       </w:r>
     </w:p>
     <w:p>
@@ -808,7 +808,7 @@
     <w:r>
       <w:tab/>
       <w:tab/>
-      <w:t>2026-07-30</w:t>
+      <w:t>2026-07-31</w:t>
       <w:br/>
       <w:br/>
     </w:r>

--- a/klagomål/Öster om Norra skogens naturreservat FSC-klagomål.docx
+++ b/klagomål/Öster om Norra skogens naturreservat FSC-klagomål.docx
@@ -168,7 +168,7 @@
     </w:p>
     <w:p>
       <w:r>
-        <w:t>Detta klagomål behandlar höga naturvärden i avverkningsanmälan Öster om Norra skogens naturreservat i Haninge kommun som inkom 2026-07-31 och omfattar 102,1 ha.</w:t>
+        <w:t>Detta klagomål behandlar höga naturvärden i avverkningsanmälan Öster om Norra skogens naturreservat i Haninge kommun som inkom 2026-08-01 och omfattar 102,1 ha.</w:t>
       </w:r>
     </w:p>
     <w:p>
@@ -808,7 +808,7 @@
     <w:r>
       <w:tab/>
       <w:tab/>
-      <w:t>2026-07-31</w:t>
+      <w:t>2026-08-01</w:t>
       <w:br/>
       <w:br/>
     </w:r>

--- a/klagomål/Öster om Norra skogens naturreservat FSC-klagomål.docx
+++ b/klagomål/Öster om Norra skogens naturreservat FSC-klagomål.docx
@@ -168,7 +168,7 @@
     </w:p>
     <w:p>
       <w:r>
-        <w:t>Detta klagomål behandlar höga naturvärden i avverkningsanmälan Öster om Norra skogens naturreservat i Haninge kommun som inkom 2026-08-01 och omfattar 102,1 ha.</w:t>
+        <w:t>Detta klagomål behandlar höga naturvärden i avverkningsanmälan Öster om Norra skogens naturreservat i Haninge kommun som inkom 2026-08-02 och omfattar 102,1 ha.</w:t>
       </w:r>
     </w:p>
     <w:p>
@@ -808,7 +808,7 @@
     <w:r>
       <w:tab/>
       <w:tab/>
-      <w:t>2026-08-01</w:t>
+      <w:t>2026-08-02</w:t>
       <w:br/>
       <w:br/>
     </w:r>

--- a/klagomål/Öster om Norra skogens naturreservat FSC-klagomål.docx
+++ b/klagomål/Öster om Norra skogens naturreservat FSC-klagomål.docx
@@ -168,7 +168,7 @@
     </w:p>
     <w:p>
       <w:r>
-        <w:t>Detta klagomål behandlar höga naturvärden i avverkningsanmälan Öster om Norra skogens naturreservat i Haninge kommun som inkom 2026-08-02 och omfattar 102,1 ha.</w:t>
+        <w:t>Detta klagomål behandlar höga naturvärden i avverkningsanmälan Öster om Norra skogens naturreservat i Haninge kommun som inkom 2026-08-03 och omfattar 102,1 ha.</w:t>
       </w:r>
     </w:p>
     <w:p>
@@ -808,7 +808,7 @@
     <w:r>
       <w:tab/>
       <w:tab/>
-      <w:t>2026-08-02</w:t>
+      <w:t>2026-08-03</w:t>
       <w:br/>
       <w:br/>
     </w:r>

--- a/klagomål/Öster om Norra skogens naturreservat FSC-klagomål.docx
+++ b/klagomål/Öster om Norra skogens naturreservat FSC-klagomål.docx
@@ -168,7 +168,7 @@
     </w:p>
     <w:p>
       <w:r>
-        <w:t>Detta klagomål behandlar höga naturvärden i avverkningsanmälan Öster om Norra skogens naturreservat i Haninge kommun som inkom 2026-08-03 och omfattar 102,1 ha.</w:t>
+        <w:t>Detta klagomål behandlar höga naturvärden i avverkningsanmälan Öster om Norra skogens naturreservat i Haninge kommun som inkom 2026-08-06 och omfattar 102,1 ha.</w:t>
       </w:r>
     </w:p>
     <w:p>
@@ -808,7 +808,7 @@
     <w:r>
       <w:tab/>
       <w:tab/>
-      <w:t>2026-08-03</w:t>
+      <w:t>2026-08-06</w:t>
       <w:br/>
       <w:br/>
     </w:r>

--- a/klagomål/Öster om Norra skogens naturreservat FSC-klagomål.docx
+++ b/klagomål/Öster om Norra skogens naturreservat FSC-klagomål.docx
@@ -168,7 +168,7 @@
     </w:p>
     <w:p>
       <w:r>
-        <w:t>Detta klagomål behandlar höga naturvärden i avverkningsanmälan Öster om Norra skogens naturreservat i Haninge kommun som inkom 2026-08-06 och omfattar 102,1 ha.</w:t>
+        <w:t>Detta klagomål behandlar höga naturvärden i avverkningsanmälan Öster om Norra skogens naturreservat i Haninge kommun som inkom 2026-08-07 och omfattar 102,1 ha.</w:t>
       </w:r>
     </w:p>
     <w:p>
@@ -808,7 +808,7 @@
     <w:r>
       <w:tab/>
       <w:tab/>
-      <w:t>2026-08-06</w:t>
+      <w:t>2026-08-07</w:t>
       <w:br/>
       <w:br/>
     </w:r>

--- a/klagomål/Öster om Norra skogens naturreservat FSC-klagomål.docx
+++ b/klagomål/Öster om Norra skogens naturreservat FSC-klagomål.docx
@@ -168,7 +168,7 @@
     </w:p>
     <w:p>
       <w:r>
-        <w:t>Detta klagomål behandlar höga naturvärden i avverkningsanmälan Öster om Norra skogens naturreservat i Haninge kommun som inkom 2026-08-07 och omfattar 102,1 ha.</w:t>
+        <w:t>Detta klagomål behandlar höga naturvärden i avverkningsanmälan Öster om Norra skogens naturreservat i Haninge kommun som inkom 2026-08-08 och omfattar 102,1 ha.</w:t>
       </w:r>
     </w:p>
     <w:p>
@@ -808,7 +808,7 @@
     <w:r>
       <w:tab/>
       <w:tab/>
-      <w:t>2026-08-07</w:t>
+      <w:t>2026-08-08</w:t>
       <w:br/>
       <w:br/>
     </w:r>

--- a/klagomål/Öster om Norra skogens naturreservat FSC-klagomål.docx
+++ b/klagomål/Öster om Norra skogens naturreservat FSC-klagomål.docx
@@ -168,7 +168,7 @@
     </w:p>
     <w:p>
       <w:r>
-        <w:t>Detta klagomål behandlar höga naturvärden i avverkningsanmälan Öster om Norra skogens naturreservat i Haninge kommun som inkom 2026-08-08 och omfattar 102,1 ha.</w:t>
+        <w:t>Detta klagomål behandlar höga naturvärden i avverkningsanmälan Öster om Norra skogens naturreservat i Haninge kommun som inkom 2026-08-09 och omfattar 102,1 ha.</w:t>
       </w:r>
     </w:p>
     <w:p>
@@ -808,7 +808,7 @@
     <w:r>
       <w:tab/>
       <w:tab/>
-      <w:t>2026-08-08</w:t>
+      <w:t>2026-08-09</w:t>
       <w:br/>
       <w:br/>
     </w:r>

--- a/klagomål/Öster om Norra skogens naturreservat FSC-klagomål.docx
+++ b/klagomål/Öster om Norra skogens naturreservat FSC-klagomål.docx
@@ -168,7 +168,7 @@
     </w:p>
     <w:p>
       <w:r>
-        <w:t>Detta klagomål behandlar höga naturvärden i avverkningsanmälan Öster om Norra skogens naturreservat i Haninge kommun som inkom 2026-08-09 och omfattar 102,1 ha.</w:t>
+        <w:t>Detta klagomål behandlar höga naturvärden i avverkningsanmälan Öster om Norra skogens naturreservat i Haninge kommun som inkom 2026-08-10 och omfattar 102,1 ha.</w:t>
       </w:r>
     </w:p>
     <w:p>
@@ -808,7 +808,7 @@
     <w:r>
       <w:tab/>
       <w:tab/>
-      <w:t>2026-08-09</w:t>
+      <w:t>2026-08-10</w:t>
       <w:br/>
       <w:br/>
     </w:r>

--- a/klagomål/Öster om Norra skogens naturreservat FSC-klagomål.docx
+++ b/klagomål/Öster om Norra skogens naturreservat FSC-klagomål.docx
@@ -168,7 +168,7 @@
     </w:p>
     <w:p>
       <w:r>
-        <w:t>Detta klagomål behandlar höga naturvärden i avverkningsanmälan Öster om Norra skogens naturreservat i Haninge kommun som inkom 2026-08-10 och omfattar 102,1 ha.</w:t>
+        <w:t>Detta klagomål behandlar höga naturvärden i avverkningsanmälan Öster om Norra skogens naturreservat i Haninge kommun som inkom 2026-08-11 och omfattar 102,1 ha.</w:t>
       </w:r>
     </w:p>
     <w:p>
@@ -808,7 +808,7 @@
     <w:r>
       <w:tab/>
       <w:tab/>
-      <w:t>2026-08-10</w:t>
+      <w:t>2026-08-11</w:t>
       <w:br/>
       <w:br/>
     </w:r>

--- a/klagomål/Öster om Norra skogens naturreservat FSC-klagomål.docx
+++ b/klagomål/Öster om Norra skogens naturreservat FSC-klagomål.docx
@@ -168,7 +168,7 @@
     </w:p>
     <w:p>
       <w:r>
-        <w:t>Detta klagomål behandlar höga naturvärden i avverkningsanmälan Öster om Norra skogens naturreservat i Haninge kommun som inkom 2026-08-11 och omfattar 102,1 ha.</w:t>
+        <w:t>Detta klagomål behandlar höga naturvärden i avverkningsanmälan Öster om Norra skogens naturreservat i Haninge kommun som inkom 2026-08-12 och omfattar 102,1 ha.</w:t>
       </w:r>
     </w:p>
     <w:p>
@@ -808,7 +808,7 @@
     <w:r>
       <w:tab/>
       <w:tab/>
-      <w:t>2026-08-11</w:t>
+      <w:t>2026-08-12</w:t>
       <w:br/>
       <w:br/>
     </w:r>

--- a/klagomål/Öster om Norra skogens naturreservat FSC-klagomål.docx
+++ b/klagomål/Öster om Norra skogens naturreservat FSC-klagomål.docx
@@ -168,7 +168,7 @@
     </w:p>
     <w:p>
       <w:r>
-        <w:t>Detta klagomål behandlar höga naturvärden i avverkningsanmälan Öster om Norra skogens naturreservat i Haninge kommun som inkom 2026-08-12 och omfattar 102,1 ha.</w:t>
+        <w:t>Detta klagomål behandlar höga naturvärden i avverkningsanmälan Öster om Norra skogens naturreservat i Haninge kommun som inkom 2026-08-13 och omfattar 102,1 ha.</w:t>
       </w:r>
     </w:p>
     <w:p>
@@ -808,7 +808,7 @@
     <w:r>
       <w:tab/>
       <w:tab/>
-      <w:t>2026-08-12</w:t>
+      <w:t>2026-08-13</w:t>
       <w:br/>
       <w:br/>
     </w:r>

--- a/klagomål/Öster om Norra skogens naturreservat FSC-klagomål.docx
+++ b/klagomål/Öster om Norra skogens naturreservat FSC-klagomål.docx
@@ -168,7 +168,7 @@
     </w:p>
     <w:p>
       <w:r>
-        <w:t>Detta klagomål behandlar höga naturvärden i avverkningsanmälan Öster om Norra skogens naturreservat i Haninge kommun som inkom 2026-08-13 och omfattar 102,1 ha.</w:t>
+        <w:t>Detta klagomål behandlar höga naturvärden i avverkningsanmälan Öster om Norra skogens naturreservat i Haninge kommun som inkom 2026-08-14 och omfattar 102,1 ha.</w:t>
       </w:r>
     </w:p>
     <w:p>
@@ -808,7 +808,7 @@
     <w:r>
       <w:tab/>
       <w:tab/>
-      <w:t>2026-08-13</w:t>
+      <w:t>2026-08-14</w:t>
       <w:br/>
       <w:br/>
     </w:r>

--- a/klagomål/Öster om Norra skogens naturreservat FSC-klagomål.docx
+++ b/klagomål/Öster om Norra skogens naturreservat FSC-klagomål.docx
@@ -168,7 +168,7 @@
     </w:p>
     <w:p>
       <w:r>
-        <w:t>Detta klagomål behandlar höga naturvärden i avverkningsanmälan Öster om Norra skogens naturreservat i Haninge kommun som inkom 2026-08-14 och omfattar 102,1 ha.</w:t>
+        <w:t>Detta klagomål behandlar höga naturvärden i avverkningsanmälan Öster om Norra skogens naturreservat i Haninge kommun som inkom 2026-08-15 och omfattar 102,1 ha.</w:t>
       </w:r>
     </w:p>
     <w:p>
@@ -216,7 +216,7 @@
         <w:spacing w:after="240"/>
       </w:pPr>
       <w:r>
-        <w:t>Figur 1. Fyndplatser för naturvårdsarter i avverkningsanmälan. Markörer utan svart kant är placerade på fyndplatsen. Markörer med svart kant är placerade vid sidan av fyndplatsen har ett svart streck som visar fyndplatsens exakta position. Kartans mittpunktskoordinat är N 6555113, E 699509 i SWEREF 99 TM.</w:t>
+        <w:t>Figur 1. Fyndplatser för naturvårdsarter i avverkningsanmälan. Markörer utan svart kant är placerade på fyndplatsen. Markörer med svart kant är placerade vid sidan av fyndplatsen och har ett svart streck som visar fyndplatsens exakta position. Kartans mittpunktskoordinat är N 6555113, E 699509 i SWEREF 99 TM.</w:t>
       </w:r>
     </w:p>
     <w:p>
@@ -808,7 +808,7 @@
     <w:r>
       <w:tab/>
       <w:tab/>
-      <w:t>2026-08-14</w:t>
+      <w:t>2026-08-15</w:t>
       <w:br/>
       <w:br/>
     </w:r>

--- a/klagomål/Öster om Norra skogens naturreservat FSC-klagomål.docx
+++ b/klagomål/Öster om Norra skogens naturreservat FSC-klagomål.docx
@@ -168,7 +168,7 @@
     </w:p>
     <w:p>
       <w:r>
-        <w:t>Detta klagomål behandlar höga naturvärden i avverkningsanmälan Öster om Norra skogens naturreservat i Haninge kommun som inkom 2026-08-15 och omfattar 102,1 ha.</w:t>
+        <w:t>Detta klagomål behandlar höga naturvärden i avverkningsanmälan Öster om Norra skogens naturreservat i Haninge kommun som inkom 2026-08-16 och omfattar 102,1 ha.</w:t>
       </w:r>
     </w:p>
     <w:p>
@@ -808,7 +808,7 @@
     <w:r>
       <w:tab/>
       <w:tab/>
-      <w:t>2026-08-15</w:t>
+      <w:t>2026-08-16</w:t>
       <w:br/>
       <w:br/>
     </w:r>

--- a/klagomål/Öster om Norra skogens naturreservat FSC-klagomål.docx
+++ b/klagomål/Öster om Norra skogens naturreservat FSC-klagomål.docx
@@ -168,7 +168,7 @@
     </w:p>
     <w:p>
       <w:r>
-        <w:t>Detta klagomål behandlar höga naturvärden i avverkningsanmälan Öster om Norra skogens naturreservat i Haninge kommun som inkom 2026-08-16 och omfattar 102,1 ha.</w:t>
+        <w:t>Detta klagomål behandlar höga naturvärden i avverkningsanmälan Öster om Norra skogens naturreservat i Haninge kommun som inkom 2026-08-17 och omfattar 102,1 ha.</w:t>
       </w:r>
     </w:p>
     <w:p>
@@ -808,7 +808,7 @@
     <w:r>
       <w:tab/>
       <w:tab/>
-      <w:t>2026-08-16</w:t>
+      <w:t>2026-08-17</w:t>
       <w:br/>
       <w:br/>
     </w:r>

--- a/klagomål/Öster om Norra skogens naturreservat FSC-klagomål.docx
+++ b/klagomål/Öster om Norra skogens naturreservat FSC-klagomål.docx
@@ -168,7 +168,7 @@
     </w:p>
     <w:p>
       <w:r>
-        <w:t>Detta klagomål behandlar höga naturvärden i avverkningsanmälan Öster om Norra skogens naturreservat i Haninge kommun som inkom 2026-08-17 och omfattar 102,1 ha.</w:t>
+        <w:t>Detta klagomål behandlar höga naturvärden i avverkningsanmälan Öster om Norra skogens naturreservat i Haninge kommun som inkom 2026-08-18 och omfattar 102,1 ha.</w:t>
       </w:r>
     </w:p>
     <w:p>
@@ -808,7 +808,7 @@
     <w:r>
       <w:tab/>
       <w:tab/>
-      <w:t>2026-08-17</w:t>
+      <w:t>2026-08-18</w:t>
       <w:br/>
       <w:br/>
     </w:r>

--- a/klagomål/Öster om Norra skogens naturreservat FSC-klagomål.docx
+++ b/klagomål/Öster om Norra skogens naturreservat FSC-klagomål.docx
@@ -168,7 +168,7 @@
     </w:p>
     <w:p>
       <w:r>
-        <w:t>Detta klagomål behandlar höga naturvärden i avverkningsanmälan Öster om Norra skogens naturreservat i Haninge kommun som inkom 2026-08-18 och omfattar 102,1 ha.</w:t>
+        <w:t>Detta klagomål behandlar höga naturvärden i avverkningsanmälan Öster om Norra skogens naturreservat i Haninge kommun som inkom 2026-08-19 och omfattar 102,1 ha.</w:t>
       </w:r>
     </w:p>
     <w:p>
@@ -808,7 +808,7 @@
     <w:r>
       <w:tab/>
       <w:tab/>
-      <w:t>2026-08-18</w:t>
+      <w:t>2026-08-19</w:t>
       <w:br/>
       <w:br/>
     </w:r>

--- a/klagomål/Öster om Norra skogens naturreservat FSC-klagomål.docx
+++ b/klagomål/Öster om Norra skogens naturreservat FSC-klagomål.docx
@@ -168,7 +168,7 @@
     </w:p>
     <w:p>
       <w:r>
-        <w:t>Detta klagomål behandlar höga naturvärden i avverkningsanmälan Öster om Norra skogens naturreservat i Haninge kommun som inkom 2026-08-19 och omfattar 102,1 ha.</w:t>
+        <w:t>Detta klagomål behandlar höga naturvärden i avverkningsanmälan Öster om Norra skogens naturreservat i Haninge kommun som inkom 2026-08-20 och omfattar 102,1 ha.</w:t>
       </w:r>
     </w:p>
     <w:p>
@@ -808,7 +808,7 @@
     <w:r>
       <w:tab/>
       <w:tab/>
-      <w:t>2026-08-19</w:t>
+      <w:t>2026-08-20</w:t>
       <w:br/>
       <w:br/>
     </w:r>

--- a/klagomål/Öster om Norra skogens naturreservat FSC-klagomål.docx
+++ b/klagomål/Öster om Norra skogens naturreservat FSC-klagomål.docx
@@ -168,7 +168,7 @@
     </w:p>
     <w:p>
       <w:r>
-        <w:t>Detta klagomål behandlar höga naturvärden i avverkningsanmälan Öster om Norra skogens naturreservat i Haninge kommun som inkom 2026-08-20 och omfattar 102,1 ha.</w:t>
+        <w:t>Detta klagomål behandlar höga naturvärden i avverkningsanmälan Öster om Norra skogens naturreservat i Haninge kommun som inkom 2026-08-21 och omfattar 102,1 ha.</w:t>
       </w:r>
     </w:p>
     <w:p>
@@ -221,7 +221,7 @@
     </w:p>
     <w:p>
       <w:r>
-        <w:t>I avverkningsanmälan finns fynd av 4 naturvårdsarter, varav 1 är rödlistad, 3 är fridlysta, 2 är typiska (T) och 1 är signalart (S): sårläka (NT, T), nästrot (S, §8), tjäder (T, §4) och fläcknycklar (§8). Se Figur 1.</w:t>
+        <w:t>I avverkningsanmälan finns fynd av 5 naturvårdsarter, varav 1 är rödlistad, 4 är fridlysta, 2 är typiska (T) och 1 är signalart (S): sårläka (NT, T), nästrot (S, §8), tjäder (T, §4), kopparödla (§6) och fläcknycklar (§8). Se Figur 1.</w:t>
       </w:r>
     </w:p>
     <w:p>
@@ -411,7 +411,7 @@
         <w:rPr>
           <w:i/>
         </w:rPr>
-        <w:t>I det avverkningsanmälda skogsområdet har 4 naturvårdsarter varav 1 rödlistade arter sina livsmiljöer och växtplatser.</w:t>
+        <w:t>I det avverkningsanmälda skogsområdet har 5 naturvårdsarter varav 1 rödlistade arter sina livsmiljöer och växtplatser.</w:t>
       </w:r>
     </w:p>
     <w:p>
@@ -808,7 +808,7 @@
     <w:r>
       <w:tab/>
       <w:tab/>
-      <w:t>2026-08-20</w:t>
+      <w:t>2026-08-21</w:t>
       <w:br/>
       <w:br/>
     </w:r>

--- a/klagomål/Öster om Norra skogens naturreservat FSC-klagomål.docx
+++ b/klagomål/Öster om Norra skogens naturreservat FSC-klagomål.docx
@@ -168,7 +168,7 @@
     </w:p>
     <w:p>
       <w:r>
-        <w:t>Detta klagomål behandlar höga naturvärden i avverkningsanmälan Öster om Norra skogens naturreservat i Haninge kommun som inkom 2026-08-21 och omfattar 102,1 ha.</w:t>
+        <w:t>Detta klagomål behandlar höga naturvärden i avverkningsanmälan Öster om Norra skogens naturreservat i Haninge kommun som inkom 2026-08-22 och omfattar 102,1 ha.</w:t>
       </w:r>
     </w:p>
     <w:p>
@@ -808,7 +808,7 @@
     <w:r>
       <w:tab/>
       <w:tab/>
-      <w:t>2026-08-21</w:t>
+      <w:t>2026-08-22</w:t>
       <w:br/>
       <w:br/>
     </w:r>

--- a/klagomål/Öster om Norra skogens naturreservat FSC-klagomål.docx
+++ b/klagomål/Öster om Norra skogens naturreservat FSC-klagomål.docx
@@ -168,7 +168,7 @@
     </w:p>
     <w:p>
       <w:r>
-        <w:t>Detta klagomål behandlar höga naturvärden i avverkningsanmälan Öster om Norra skogens naturreservat i Haninge kommun som inkom 2026-08-22 och omfattar 102,1 ha.</w:t>
+        <w:t>Detta klagomål behandlar höga naturvärden i avverkningsanmälan Öster om Norra skogens naturreservat i Haninge kommun som inkom 2026-08-23 och omfattar 102,1 ha.</w:t>
       </w:r>
     </w:p>
     <w:p>
@@ -808,7 +808,7 @@
     <w:r>
       <w:tab/>
       <w:tab/>
-      <w:t>2026-08-22</w:t>
+      <w:t>2026-08-23</w:t>
       <w:br/>
       <w:br/>
     </w:r>

--- a/klagomål/Öster om Norra skogens naturreservat FSC-klagomål.docx
+++ b/klagomål/Öster om Norra skogens naturreservat FSC-klagomål.docx
@@ -168,7 +168,7 @@
     </w:p>
     <w:p>
       <w:r>
-        <w:t>Detta klagomål behandlar höga naturvärden i avverkningsanmälan Öster om Norra skogens naturreservat i Haninge kommun som inkom 2026-08-23 och omfattar 102,1 ha.</w:t>
+        <w:t>Detta klagomål behandlar höga naturvärden i avverkningsanmälan Öster om Norra skogens naturreservat i Haninge kommun som inkom 2026-08-24 och omfattar 102,1 ha.</w:t>
       </w:r>
     </w:p>
     <w:p>
@@ -808,7 +808,7 @@
     <w:r>
       <w:tab/>
       <w:tab/>
-      <w:t>2026-08-23</w:t>
+      <w:t>2026-08-24</w:t>
       <w:br/>
       <w:br/>
     </w:r>

--- a/klagomål/Öster om Norra skogens naturreservat FSC-klagomål.docx
+++ b/klagomål/Öster om Norra skogens naturreservat FSC-klagomål.docx
@@ -168,7 +168,7 @@
     </w:p>
     <w:p>
       <w:r>
-        <w:t>Detta klagomål behandlar höga naturvärden i avverkningsanmälan Öster om Norra skogens naturreservat i Haninge kommun som inkom 2026-08-24 och omfattar 102,1 ha.</w:t>
+        <w:t>Detta klagomål behandlar höga naturvärden i avverkningsanmälan Öster om Norra skogens naturreservat i Haninge kommun som inkom 2026-08-25 och omfattar 102,1 ha.</w:t>
       </w:r>
     </w:p>
     <w:p>
@@ -808,7 +808,7 @@
     <w:r>
       <w:tab/>
       <w:tab/>
-      <w:t>2026-08-24</w:t>
+      <w:t>2026-08-25</w:t>
       <w:br/>
       <w:br/>
     </w:r>

--- a/klagomål/Öster om Norra skogens naturreservat FSC-klagomål.docx
+++ b/klagomål/Öster om Norra skogens naturreservat FSC-klagomål.docx
@@ -168,7 +168,7 @@
     </w:p>
     <w:p>
       <w:r>
-        <w:t>Detta klagomål behandlar höga naturvärden i avverkningsanmälan Öster om Norra skogens naturreservat i Haninge kommun som inkom 2026-08-25 och omfattar 102,1 ha.</w:t>
+        <w:t>Detta klagomål behandlar höga naturvärden i avverkningsanmälan Öster om Norra skogens naturreservat i Haninge kommun som inkom 2026-08-26 och omfattar 102,1 ha.</w:t>
       </w:r>
     </w:p>
     <w:p>
@@ -808,7 +808,7 @@
     <w:r>
       <w:tab/>
       <w:tab/>
-      <w:t>2026-08-25</w:t>
+      <w:t>2026-08-26</w:t>
       <w:br/>
       <w:br/>
     </w:r>

--- a/klagomål/Öster om Norra skogens naturreservat FSC-klagomål.docx
+++ b/klagomål/Öster om Norra skogens naturreservat FSC-klagomål.docx
@@ -168,7 +168,7 @@
     </w:p>
     <w:p>
       <w:r>
-        <w:t>Detta klagomål behandlar höga naturvärden i avverkningsanmälan Öster om Norra skogens naturreservat i Haninge kommun som inkom 2026-08-26 och omfattar 102,1 ha.</w:t>
+        <w:t>Detta klagomål behandlar höga naturvärden i avverkningsanmälan Öster om Norra skogens naturreservat i Haninge kommun som inkom 2026-08-27 och omfattar 102,1 ha.</w:t>
       </w:r>
     </w:p>
     <w:p>
@@ -808,7 +808,7 @@
     <w:r>
       <w:tab/>
       <w:tab/>
-      <w:t>2026-08-26</w:t>
+      <w:t>2026-08-27</w:t>
       <w:br/>
       <w:br/>
     </w:r>

--- a/klagomål/Öster om Norra skogens naturreservat FSC-klagomål.docx
+++ b/klagomål/Öster om Norra skogens naturreservat FSC-klagomål.docx
@@ -168,7 +168,7 @@
     </w:p>
     <w:p>
       <w:r>
-        <w:t>Detta klagomål behandlar höga naturvärden i avverkningsanmälan Öster om Norra skogens naturreservat i Haninge kommun som inkom 2026-08-27 och omfattar 102,1 ha.</w:t>
+        <w:t>Detta klagomål behandlar höga naturvärden i avverkningsanmälan Öster om Norra skogens naturreservat i Haninge kommun som inkom 2026-08-28 och omfattar 102,1 ha.</w:t>
       </w:r>
     </w:p>
     <w:p>
@@ -808,7 +808,7 @@
     <w:r>
       <w:tab/>
       <w:tab/>
-      <w:t>2026-08-27</w:t>
+      <w:t>2026-08-28</w:t>
       <w:br/>
       <w:br/>
     </w:r>

--- a/klagomål/Öster om Norra skogens naturreservat FSC-klagomål.docx
+++ b/klagomål/Öster om Norra skogens naturreservat FSC-klagomål.docx
@@ -168,7 +168,7 @@
     </w:p>
     <w:p>
       <w:r>
-        <w:t>Detta klagomål behandlar höga naturvärden i avverkningsanmälan Öster om Norra skogens naturreservat i Haninge kommun som inkom 2026-08-28 och omfattar 102,1 ha.</w:t>
+        <w:t>Detta klagomål behandlar höga naturvärden i avverkningsanmälan Öster om Norra skogens naturreservat i Haninge kommun som inkom 2026-08-29 och omfattar 102,1 ha.</w:t>
       </w:r>
     </w:p>
     <w:p>
@@ -808,7 +808,7 @@
     <w:r>
       <w:tab/>
       <w:tab/>
-      <w:t>2026-08-28</w:t>
+      <w:t>2026-08-29</w:t>
       <w:br/>
       <w:br/>
     </w:r>

--- a/klagomål/Öster om Norra skogens naturreservat FSC-klagomål.docx
+++ b/klagomål/Öster om Norra skogens naturreservat FSC-klagomål.docx
@@ -168,7 +168,7 @@
     </w:p>
     <w:p>
       <w:r>
-        <w:t>Detta klagomål behandlar höga naturvärden i avverkningsanmälan Öster om Norra skogens naturreservat i Haninge kommun som inkom 2026-08-29 och omfattar 102,1 ha.</w:t>
+        <w:t>Detta klagomål behandlar höga naturvärden i avverkningsanmälan Öster om Norra skogens naturreservat i Haninge kommun som inkom 2026-08-31 och omfattar 102,1 ha.</w:t>
       </w:r>
     </w:p>
     <w:p>
@@ -808,7 +808,7 @@
     <w:r>
       <w:tab/>
       <w:tab/>
-      <w:t>2026-08-29</w:t>
+      <w:t>2026-08-31</w:t>
       <w:br/>
       <w:br/>
     </w:r>

--- a/klagomål/Öster om Norra skogens naturreservat FSC-klagomål.docx
+++ b/klagomål/Öster om Norra skogens naturreservat FSC-klagomål.docx
@@ -168,7 +168,7 @@
     </w:p>
     <w:p>
       <w:r>
-        <w:t>Detta klagomål behandlar höga naturvärden i avverkningsanmälan Öster om Norra skogens naturreservat i Haninge kommun som inkom 2026-08-31 och omfattar 102,1 ha.</w:t>
+        <w:t>Detta klagomål behandlar höga naturvärden i avverkningsanmälan Öster om Norra skogens naturreservat i Haninge kommun som inkom 2026-09-01 och omfattar 102,1 ha.</w:t>
       </w:r>
     </w:p>
     <w:p>
@@ -808,7 +808,7 @@
     <w:r>
       <w:tab/>
       <w:tab/>
-      <w:t>2026-08-31</w:t>
+      <w:t>2026-09-01</w:t>
       <w:br/>
       <w:br/>
     </w:r>

--- a/klagomål/Öster om Norra skogens naturreservat FSC-klagomål.docx
+++ b/klagomål/Öster om Norra skogens naturreservat FSC-klagomål.docx
@@ -168,7 +168,7 @@
     </w:p>
     <w:p>
       <w:r>
-        <w:t>Detta klagomål behandlar höga naturvärden i avverkningsanmälan Öster om Norra skogens naturreservat i Haninge kommun som inkom 2026-09-01 och omfattar 102,1 ha.</w:t>
+        <w:t>Detta klagomål behandlar höga naturvärden i avverkningsanmälan Öster om Norra skogens naturreservat i Haninge kommun som inkom 2026-09-02 och omfattar 102,1 ha.</w:t>
       </w:r>
     </w:p>
     <w:p>
@@ -808,7 +808,7 @@
     <w:r>
       <w:tab/>
       <w:tab/>
-      <w:t>2026-09-01</w:t>
+      <w:t>2026-09-02</w:t>
       <w:br/>
       <w:br/>
     </w:r>

--- a/klagomål/Öster om Norra skogens naturreservat FSC-klagomål.docx
+++ b/klagomål/Öster om Norra skogens naturreservat FSC-klagomål.docx
@@ -168,7 +168,7 @@
     </w:p>
     <w:p>
       <w:r>
-        <w:t>Detta klagomål behandlar höga naturvärden i avverkningsanmälan Öster om Norra skogens naturreservat i Haninge kommun som inkom 2026-09-02 och omfattar 102,1 ha.</w:t>
+        <w:t>Detta klagomål behandlar höga naturvärden i avverkningsanmälan Öster om Norra skogens naturreservat i Haninge kommun som inkom 2026-09-03 och omfattar 102,1 ha.</w:t>
       </w:r>
     </w:p>
     <w:p>
@@ -808,7 +808,7 @@
     <w:r>
       <w:tab/>
       <w:tab/>
-      <w:t>2026-09-02</w:t>
+      <w:t>2026-09-03</w:t>
       <w:br/>
       <w:br/>
     </w:r>

--- a/klagomål/Öster om Norra skogens naturreservat FSC-klagomål.docx
+++ b/klagomål/Öster om Norra skogens naturreservat FSC-klagomål.docx
@@ -168,7 +168,7 @@
     </w:p>
     <w:p>
       <w:r>
-        <w:t>Detta klagomål behandlar höga naturvärden i avverkningsanmälan Öster om Norra skogens naturreservat i Haninge kommun som inkom 2026-09-03 och omfattar 102,1 ha.</w:t>
+        <w:t>Detta klagomål behandlar höga naturvärden i avverkningsanmälan Öster om Norra skogens naturreservat i Haninge kommun som inkom 2026-09-04 och omfattar 102,1 ha.</w:t>
       </w:r>
     </w:p>
     <w:p>
@@ -808,7 +808,7 @@
     <w:r>
       <w:tab/>
       <w:tab/>
-      <w:t>2026-09-03</w:t>
+      <w:t>2026-09-04</w:t>
       <w:br/>
       <w:br/>
     </w:r>

--- a/klagomål/Öster om Norra skogens naturreservat FSC-klagomål.docx
+++ b/klagomål/Öster om Norra skogens naturreservat FSC-klagomål.docx
@@ -168,7 +168,7 @@
     </w:p>
     <w:p>
       <w:r>
-        <w:t>Detta klagomål behandlar höga naturvärden i avverkningsanmälan Öster om Norra skogens naturreservat i Haninge kommun som inkom 2026-09-04 och omfattar 102,1 ha.</w:t>
+        <w:t>Detta klagomål behandlar höga naturvärden i avverkningsanmälan Öster om Norra skogens naturreservat i Haninge kommun som inkom 2026-09-05 och omfattar 102,1 ha.</w:t>
       </w:r>
     </w:p>
     <w:p>
@@ -808,7 +808,7 @@
     <w:r>
       <w:tab/>
       <w:tab/>
-      <w:t>2026-09-04</w:t>
+      <w:t>2026-09-05</w:t>
       <w:br/>
       <w:br/>
     </w:r>

--- a/klagomål/Öster om Norra skogens naturreservat FSC-klagomål.docx
+++ b/klagomål/Öster om Norra skogens naturreservat FSC-klagomål.docx
@@ -168,7 +168,7 @@
     </w:p>
     <w:p>
       <w:r>
-        <w:t>Detta klagomål behandlar höga naturvärden i avverkningsanmälan Öster om Norra skogens naturreservat i Haninge kommun som inkom 2026-09-05 och omfattar 102,1 ha.</w:t>
+        <w:t>Detta klagomål behandlar höga naturvärden i avverkningsanmälan Öster om Norra skogens naturreservat i Haninge kommun som inkom 2026-09-06 och omfattar 102,1 ha.</w:t>
       </w:r>
     </w:p>
     <w:p>
@@ -808,7 +808,7 @@
     <w:r>
       <w:tab/>
       <w:tab/>
-      <w:t>2026-09-05</w:t>
+      <w:t>2026-09-06</w:t>
       <w:br/>
       <w:br/>
     </w:r>

--- a/klagomål/Öster om Norra skogens naturreservat FSC-klagomål.docx
+++ b/klagomål/Öster om Norra skogens naturreservat FSC-klagomål.docx
@@ -168,7 +168,7 @@
     </w:p>
     <w:p>
       <w:r>
-        <w:t>Detta klagomål behandlar höga naturvärden i avverkningsanmälan Öster om Norra skogens naturreservat i Haninge kommun som inkom 2026-09-06 och omfattar 102,1 ha.</w:t>
+        <w:t>Detta klagomål behandlar höga naturvärden i avverkningsanmälan Öster om Norra skogens naturreservat i Haninge kommun som inkom 2026-09-07 och omfattar 102,1 ha.</w:t>
       </w:r>
     </w:p>
     <w:p>
@@ -808,7 +808,7 @@
     <w:r>
       <w:tab/>
       <w:tab/>
-      <w:t>2026-09-06</w:t>
+      <w:t>2026-09-07</w:t>
       <w:br/>
       <w:br/>
     </w:r>
